--- a/IoT/laboratorio/lab-taller-11-TCP/practica_11-TPC-CLIENTE.docx
+++ b/IoT/laboratorio/lab-taller-11-TCP/practica_11-TPC-CLIENTE.docx
@@ -128,13 +128,23 @@
         </w:rPr>
       </w:pPr>
       <w:proofErr w:type="spellStart"/>
-      <w:r>
-        <w:rPr>
-          <w:rFonts w:ascii="Arial" w:hAnsi="Arial" w:cs="Arial"/>
-          <w:b/>
-          <w:bCs/>
-        </w:rPr>
-        <w:t>UABC:matricula:R</w:t>
+      <w:proofErr w:type="gramStart"/>
+      <w:r>
+        <w:rPr>
+          <w:rFonts w:ascii="Arial" w:hAnsi="Arial" w:cs="Arial"/>
+          <w:b/>
+          <w:bCs/>
+        </w:rPr>
+        <w:t>UABC:matricula</w:t>
+      </w:r>
+      <w:proofErr w:type="gramEnd"/>
+      <w:r>
+        <w:rPr>
+          <w:rFonts w:ascii="Arial" w:hAnsi="Arial" w:cs="Arial"/>
+          <w:b/>
+          <w:bCs/>
+        </w:rPr>
+        <w:t>:R</w:t>
       </w:r>
       <w:proofErr w:type="spellEnd"/>
       <w:r>
@@ -221,13 +231,27 @@
         <w:rPr>
           <w:rFonts w:ascii="Arial" w:hAnsi="Arial" w:cs="Arial"/>
         </w:rPr>
-        <w:t>solo puede ser leído.</w:t>
-      </w:r>
-      <w:r>
-        <w:rPr>
-          <w:rFonts w:ascii="Arial" w:hAnsi="Arial" w:cs="Arial"/>
-        </w:rPr>
-        <w:t xml:space="preserve">. </w:t>
+        <w:t xml:space="preserve">solo puede ser </w:t>
+      </w:r>
+      <w:proofErr w:type="gramStart"/>
+      <w:r>
+        <w:rPr>
+          <w:rFonts w:ascii="Arial" w:hAnsi="Arial" w:cs="Arial"/>
+        </w:rPr>
+        <w:t>leído.</w:t>
+      </w:r>
+      <w:r>
+        <w:rPr>
+          <w:rFonts w:ascii="Arial" w:hAnsi="Arial" w:cs="Arial"/>
+        </w:rPr>
+        <w:t>.</w:t>
+      </w:r>
+      <w:proofErr w:type="gramEnd"/>
+      <w:r>
+        <w:rPr>
+          <w:rFonts w:ascii="Arial" w:hAnsi="Arial" w:cs="Arial"/>
+        </w:rPr>
+        <w:t xml:space="preserve"> </w:t>
       </w:r>
     </w:p>
     <w:p>
@@ -312,6 +336,7 @@
       <w:r>
         <w:rPr>
           <w:rFonts w:ascii="Arial" w:hAnsi="Arial" w:cs="Arial"/>
+          <w:noProof/>
         </w:rPr>
         <w:lastRenderedPageBreak/>
         <w:drawing>
@@ -570,6 +595,7 @@
       <w:r>
         <w:rPr>
           <w:rFonts w:ascii="Arial" w:hAnsi="Arial" w:cs="Arial"/>
+          <w:noProof/>
         </w:rPr>
         <w:lastRenderedPageBreak/>
         <w:drawing>
@@ -697,7 +723,21 @@
         <w:rPr>
           <w:rFonts w:ascii="Arial" w:hAnsi="Arial" w:cs="Arial"/>
         </w:rPr>
-        <w:t xml:space="preserve"> si se logro hacer el </w:t>
+        <w:t xml:space="preserve"> si se </w:t>
+      </w:r>
+      <w:proofErr w:type="spellStart"/>
+      <w:r>
+        <w:rPr>
+          <w:rFonts w:ascii="Arial" w:hAnsi="Arial" w:cs="Arial"/>
+        </w:rPr>
+        <w:t>logro</w:t>
+      </w:r>
+      <w:proofErr w:type="spellEnd"/>
+      <w:r>
+        <w:rPr>
+          <w:rFonts w:ascii="Arial" w:hAnsi="Arial" w:cs="Arial"/>
+        </w:rPr>
+        <w:t xml:space="preserve"> hacer el </w:t>
       </w:r>
       <w:proofErr w:type="spellStart"/>
       <w:r>
@@ -817,13 +857,11 @@
         <w:spacing w:after="0"/>
         <w:rPr>
           <w:rFonts w:ascii="Arial" w:hAnsi="Arial" w:cs="Arial"/>
-          <w:lang w:val="en-US"/>
-        </w:rPr>
-      </w:pPr>
-      <w:r>
-        <w:rPr>
-          <w:rFonts w:ascii="Arial" w:hAnsi="Arial" w:cs="Arial"/>
-          <w:lang w:val="en-US"/>
+        </w:rPr>
+      </w:pPr>
+      <w:r>
+        <w:rPr>
+          <w:rFonts w:ascii="Arial" w:hAnsi="Arial" w:cs="Arial"/>
         </w:rPr>
         <w:t>HOST_IP:&lt;</w:t>
       </w:r>
@@ -831,7 +869,6 @@
       <w:r>
         <w:rPr>
           <w:rFonts w:ascii="Arial" w:hAnsi="Arial" w:cs="Arial"/>
-          <w:lang w:val="en-US"/>
         </w:rPr>
         <w:t>ip_hot</w:t>
       </w:r>
@@ -839,22 +876,27 @@
       <w:r>
         <w:rPr>
           <w:rFonts w:ascii="Arial" w:hAnsi="Arial" w:cs="Arial"/>
-          <w:lang w:val="en-US"/>
-        </w:rPr>
-        <w:t xml:space="preserve">&gt; HOST_PORT:&lt;port&gt; </w:t>
-      </w:r>
-      <w:r>
-        <w:rPr>
-          <w:rFonts w:ascii="Arial" w:hAnsi="Arial" w:cs="Arial"/>
-          <w:lang w:val="en-US"/>
-        </w:rPr>
-        <w:t xml:space="preserve">-&gt; para </w:t>
-      </w:r>
-      <w:proofErr w:type="spellStart"/>
-      <w:r>
-        <w:rPr>
-          <w:rFonts w:ascii="Arial" w:hAnsi="Arial" w:cs="Arial"/>
-          <w:lang w:val="en-US"/>
+        </w:rPr>
+        <w:t>&gt; HOST_PORT:&lt;</w:t>
+      </w:r>
+      <w:proofErr w:type="spellStart"/>
+      <w:r>
+        <w:rPr>
+          <w:rFonts w:ascii="Arial" w:hAnsi="Arial" w:cs="Arial"/>
+        </w:rPr>
+        <w:t>port</w:t>
+      </w:r>
+      <w:proofErr w:type="spellEnd"/>
+      <w:r>
+        <w:rPr>
+          <w:rFonts w:ascii="Arial" w:hAnsi="Arial" w:cs="Arial"/>
+        </w:rPr>
+        <w:t xml:space="preserve">&gt; -&gt; para </w:t>
+      </w:r>
+      <w:proofErr w:type="spellStart"/>
+      <w:r>
+        <w:rPr>
+          <w:rFonts w:ascii="Arial" w:hAnsi="Arial" w:cs="Arial"/>
         </w:rPr>
         <w:t>estabecer</w:t>
       </w:r>
@@ -862,7 +904,6 @@
       <w:r>
         <w:rPr>
           <w:rFonts w:ascii="Arial" w:hAnsi="Arial" w:cs="Arial"/>
-          <w:lang w:val="en-US"/>
         </w:rPr>
         <w:t xml:space="preserve"> un nuevo host</w:t>
       </w:r>
@@ -872,7 +913,6 @@
         <w:spacing w:after="0"/>
         <w:rPr>
           <w:rFonts w:ascii="Arial" w:hAnsi="Arial" w:cs="Arial"/>
-          <w:lang w:val="en-US"/>
         </w:rPr>
       </w:pPr>
     </w:p>
@@ -907,7 +947,21 @@
         <w:rPr>
           <w:rFonts w:ascii="Arial" w:hAnsi="Arial" w:cs="Arial"/>
         </w:rPr>
-        <w:t xml:space="preserve">s la tareas llamada: </w:t>
+        <w:t xml:space="preserve">s la </w:t>
+      </w:r>
+      <w:proofErr w:type="gramStart"/>
+      <w:r>
+        <w:rPr>
+          <w:rFonts w:ascii="Arial" w:hAnsi="Arial" w:cs="Arial"/>
+        </w:rPr>
+        <w:t>tareas llamada</w:t>
+      </w:r>
+      <w:proofErr w:type="gramEnd"/>
+      <w:r>
+        <w:rPr>
+          <w:rFonts w:ascii="Arial" w:hAnsi="Arial" w:cs="Arial"/>
+        </w:rPr>
+        <w:t xml:space="preserve">: </w:t>
       </w:r>
       <w:proofErr w:type="spellStart"/>
       <w:r>
@@ -1008,6 +1062,7 @@
       <w:r>
         <w:rPr>
           <w:rFonts w:ascii="Arial" w:hAnsi="Arial" w:cs="Arial"/>
+          <w:noProof/>
         </w:rPr>
         <w:drawing>
           <wp:inline distT="0" distB="0" distL="0" distR="0" wp14:anchorId="27EF63AB" wp14:editId="69C29759">
@@ -1064,7 +1119,21 @@
         <w:rPr>
           <w:rFonts w:ascii="Arial" w:hAnsi="Arial" w:cs="Arial"/>
         </w:rPr>
-        <w:t xml:space="preserve">En esta comparación verifica si es la red wifi la que se debe de actualizar si es </w:t>
+        <w:t xml:space="preserve">En esta comparación verifica si es la </w:t>
+      </w:r>
+      <w:proofErr w:type="gramStart"/>
+      <w:r>
+        <w:rPr>
+          <w:rFonts w:ascii="Arial" w:hAnsi="Arial" w:cs="Arial"/>
+        </w:rPr>
+        <w:t>red wifi</w:t>
+      </w:r>
+      <w:proofErr w:type="gramEnd"/>
+      <w:r>
+        <w:rPr>
+          <w:rFonts w:ascii="Arial" w:hAnsi="Arial" w:cs="Arial"/>
+        </w:rPr>
+        <w:t xml:space="preserve"> la que se debe de actualizar si es </w:t>
       </w:r>
       <w:proofErr w:type="spellStart"/>
       <w:r>
@@ -1149,6 +1218,7 @@
       <w:r>
         <w:rPr>
           <w:rFonts w:ascii="Arial" w:hAnsi="Arial" w:cs="Arial"/>
+          <w:noProof/>
         </w:rPr>
         <w:drawing>
           <wp:inline distT="0" distB="0" distL="0" distR="0" wp14:anchorId="5EA0DA58" wp14:editId="47A299DE">
@@ -1391,13 +1461,23 @@
         </w:rPr>
         <w:t xml:space="preserve"> sesión en el servicio del servido, mediante el siguiente comando, </w:t>
       </w:r>
-      <w:r>
-        <w:rPr>
-          <w:rFonts w:ascii="Arial" w:hAnsi="Arial" w:cs="Arial"/>
-          <w:b/>
-          <w:bCs/>
-        </w:rPr>
-        <w:t>UABC:a1275863:L:S:Login en el server</w:t>
+      <w:proofErr w:type="gramStart"/>
+      <w:r>
+        <w:rPr>
+          <w:rFonts w:ascii="Arial" w:hAnsi="Arial" w:cs="Arial"/>
+          <w:b/>
+          <w:bCs/>
+        </w:rPr>
+        <w:t>UABC:a</w:t>
+      </w:r>
+      <w:proofErr w:type="gramEnd"/>
+      <w:r>
+        <w:rPr>
+          <w:rFonts w:ascii="Arial" w:hAnsi="Arial" w:cs="Arial"/>
+          <w:b/>
+          <w:bCs/>
+        </w:rPr>
+        <w:t>1275863:L:S:Login en el server</w:t>
       </w:r>
     </w:p>
     <w:p>
@@ -1436,6 +1516,7 @@
         <w:t xml:space="preserve"> y enviar por medio de la función </w:t>
       </w:r>
       <w:proofErr w:type="spellStart"/>
+      <w:proofErr w:type="gramStart"/>
       <w:r>
         <w:rPr>
           <w:rFonts w:ascii="Arial" w:hAnsi="Arial" w:cs="Arial"/>
@@ -1451,7 +1532,16 @@
           <w:b/>
           <w:bCs/>
         </w:rPr>
-        <w:t xml:space="preserve">() </w:t>
+        <w:t>(</w:t>
+      </w:r>
+      <w:proofErr w:type="gramEnd"/>
+      <w:r>
+        <w:rPr>
+          <w:rFonts w:ascii="Arial" w:hAnsi="Arial" w:cs="Arial"/>
+          <w:b/>
+          <w:bCs/>
+        </w:rPr>
+        <w:t xml:space="preserve">) </w:t>
       </w:r>
       <w:r>
         <w:rPr>
@@ -1606,6 +1696,7 @@
       <w:r>
         <w:rPr>
           <w:rFonts w:ascii="Arial" w:hAnsi="Arial" w:cs="Arial"/>
+          <w:noProof/>
         </w:rPr>
         <w:lastRenderedPageBreak/>
         <w:drawing>
@@ -1761,7 +1852,35 @@
         <w:rPr>
           <w:rFonts w:ascii="Arial" w:hAnsi="Arial" w:cs="Arial"/>
         </w:rPr>
-        <w:t xml:space="preserve"> cunado aun no se ha iniciado sesión, se podría pero no es lo correcto, el servidor no podrá acceder a los recurso del </w:t>
+        <w:t xml:space="preserve"> cunado </w:t>
+      </w:r>
+      <w:proofErr w:type="spellStart"/>
+      <w:r>
+        <w:rPr>
+          <w:rFonts w:ascii="Arial" w:hAnsi="Arial" w:cs="Arial"/>
+        </w:rPr>
+        <w:t>aun</w:t>
+      </w:r>
+      <w:proofErr w:type="spellEnd"/>
+      <w:r>
+        <w:rPr>
+          <w:rFonts w:ascii="Arial" w:hAnsi="Arial" w:cs="Arial"/>
+        </w:rPr>
+        <w:t xml:space="preserve"> no se ha iniciado sesión, se </w:t>
+      </w:r>
+      <w:proofErr w:type="gramStart"/>
+      <w:r>
+        <w:rPr>
+          <w:rFonts w:ascii="Arial" w:hAnsi="Arial" w:cs="Arial"/>
+        </w:rPr>
+        <w:t>podría</w:t>
+      </w:r>
+      <w:proofErr w:type="gramEnd"/>
+      <w:r>
+        <w:rPr>
+          <w:rFonts w:ascii="Arial" w:hAnsi="Arial" w:cs="Arial"/>
+        </w:rPr>
+        <w:t xml:space="preserve"> pero no es lo correcto, el servidor no podrá acceder a los recurso del </w:t>
       </w:r>
       <w:proofErr w:type="spellStart"/>
       <w:r>
@@ -1891,6 +2010,7 @@
       <w:r>
         <w:rPr>
           <w:rFonts w:ascii="Arial" w:hAnsi="Arial" w:cs="Arial"/>
+          <w:noProof/>
         </w:rPr>
         <w:drawing>
           <wp:inline distT="0" distB="0" distL="0" distR="0" wp14:anchorId="2F456513" wp14:editId="394D0AE2">
@@ -1928,6 +2048,706 @@
           </wp:inline>
         </w:drawing>
       </w:r>
+    </w:p>
+    <w:p>
+      <w:pPr>
+        <w:spacing w:after="0"/>
+        <w:rPr>
+          <w:rFonts w:ascii="Arial" w:hAnsi="Arial" w:cs="Arial"/>
+        </w:rPr>
+      </w:pPr>
+    </w:p>
+    <w:p>
+      <w:pPr>
+        <w:spacing w:after="0"/>
+        <w:rPr>
+          <w:rFonts w:ascii="Arial" w:hAnsi="Arial" w:cs="Arial"/>
+        </w:rPr>
+      </w:pPr>
+    </w:p>
+    <w:p>
+      <w:pPr>
+        <w:spacing w:after="0"/>
+        <w:rPr>
+          <w:rFonts w:ascii="Arial" w:hAnsi="Arial" w:cs="Arial"/>
+        </w:rPr>
+      </w:pPr>
+    </w:p>
+    <w:p>
+      <w:pPr>
+        <w:spacing w:after="0"/>
+        <w:rPr>
+          <w:rFonts w:ascii="Arial" w:hAnsi="Arial" w:cs="Arial"/>
+        </w:rPr>
+      </w:pPr>
+      <w:r>
+        <w:rPr>
+          <w:rFonts w:ascii="Arial" w:hAnsi="Arial" w:cs="Arial"/>
+        </w:rPr>
+        <w:drawing>
+          <wp:inline distT="0" distB="0" distL="0" distR="0" wp14:anchorId="5BBBB833" wp14:editId="27B15A31">
+            <wp:extent cx="6368143" cy="2476500"/>
+            <wp:effectExtent l="0" t="0" r="0" b="0"/>
+            <wp:docPr id="7" name="Picture 7"/>
+            <wp:cNvGraphicFramePr>
+              <a:graphicFrameLocks xmlns:a="http://schemas.openxmlformats.org/drawingml/2006/main" noChangeAspect="1"/>
+            </wp:cNvGraphicFramePr>
+            <a:graphic xmlns:a="http://schemas.openxmlformats.org/drawingml/2006/main">
+              <a:graphicData uri="http://schemas.openxmlformats.org/drawingml/2006/picture">
+                <pic:pic xmlns:pic="http://schemas.openxmlformats.org/drawingml/2006/picture">
+                  <pic:nvPicPr>
+                    <pic:cNvPr id="1" name=""/>
+                    <pic:cNvPicPr/>
+                  </pic:nvPicPr>
+                  <pic:blipFill rotWithShape="1">
+                    <a:blip r:embed="rId11"/>
+                    <a:srcRect l="6149" t="12166" r="4110" b="5416"/>
+                    <a:stretch/>
+                  </pic:blipFill>
+                  <pic:spPr bwMode="auto">
+                    <a:xfrm>
+                      <a:off x="0" y="0"/>
+                      <a:ext cx="6378474" cy="2480517"/>
+                    </a:xfrm>
+                    <a:prstGeom prst="rect">
+                      <a:avLst/>
+                    </a:prstGeom>
+                    <a:ln>
+                      <a:noFill/>
+                    </a:ln>
+                    <a:extLst>
+                      <a:ext uri="{53640926-AAD7-44D8-BBD7-CCE9431645EC}">
+                        <a14:shadowObscured xmlns:a14="http://schemas.microsoft.com/office/drawing/2010/main"/>
+                      </a:ext>
+                    </a:extLst>
+                  </pic:spPr>
+                </pic:pic>
+              </a:graphicData>
+            </a:graphic>
+          </wp:inline>
+        </w:drawing>
+      </w:r>
+    </w:p>
+    <w:p>
+      <w:pPr>
+        <w:spacing w:after="0"/>
+        <w:rPr>
+          <w:rFonts w:ascii="Arial" w:hAnsi="Arial" w:cs="Arial"/>
+        </w:rPr>
+      </w:pPr>
+      <w:r>
+        <w:rPr>
+          <w:rFonts w:ascii="Arial" w:hAnsi="Arial" w:cs="Arial"/>
+        </w:rPr>
+        <w:t xml:space="preserve">La función se queda en espera de </w:t>
+      </w:r>
+      <w:proofErr w:type="spellStart"/>
+      <w:r>
+        <w:rPr>
+          <w:rFonts w:ascii="Arial" w:hAnsi="Arial" w:cs="Arial"/>
+        </w:rPr>
+        <w:t>actulizacion</w:t>
+      </w:r>
+      <w:proofErr w:type="spellEnd"/>
+      <w:r>
+        <w:rPr>
+          <w:rFonts w:ascii="Arial" w:hAnsi="Arial" w:cs="Arial"/>
+        </w:rPr>
+        <w:t xml:space="preserve"> de wifi o TCP en cualquiera que pase, </w:t>
+      </w:r>
+      <w:proofErr w:type="spellStart"/>
+      <w:r>
+        <w:rPr>
+          <w:rFonts w:ascii="Arial" w:hAnsi="Arial" w:cs="Arial"/>
+        </w:rPr>
+        <w:t>reiniciaira</w:t>
+      </w:r>
+      <w:proofErr w:type="spellEnd"/>
+      <w:r>
+        <w:rPr>
+          <w:rFonts w:ascii="Arial" w:hAnsi="Arial" w:cs="Arial"/>
+        </w:rPr>
+        <w:t xml:space="preserve"> y reconectara el </w:t>
+      </w:r>
+      <w:proofErr w:type="spellStart"/>
+      <w:r>
+        <w:rPr>
+          <w:rFonts w:ascii="Arial" w:hAnsi="Arial" w:cs="Arial"/>
+        </w:rPr>
+        <w:t>esp</w:t>
+      </w:r>
+      <w:proofErr w:type="spellEnd"/>
+      <w:r>
+        <w:rPr>
+          <w:rFonts w:ascii="Arial" w:hAnsi="Arial" w:cs="Arial"/>
+        </w:rPr>
+        <w:t xml:space="preserve"> o vuelve a conectar con las </w:t>
+      </w:r>
+      <w:proofErr w:type="gramStart"/>
+      <w:r>
+        <w:rPr>
+          <w:rFonts w:ascii="Arial" w:hAnsi="Arial" w:cs="Arial"/>
+        </w:rPr>
+        <w:t>nuevas dirección</w:t>
+      </w:r>
+      <w:proofErr w:type="gramEnd"/>
+      <w:r>
+        <w:rPr>
+          <w:rFonts w:ascii="Arial" w:hAnsi="Arial" w:cs="Arial"/>
+        </w:rPr>
+        <w:t xml:space="preserve"> del servidor TCP. </w:t>
+      </w:r>
+    </w:p>
+    <w:p>
+      <w:pPr>
+        <w:spacing w:after="0"/>
+        <w:rPr>
+          <w:rFonts w:ascii="Arial" w:hAnsi="Arial" w:cs="Arial"/>
+        </w:rPr>
+      </w:pPr>
+    </w:p>
+    <w:p>
+      <w:pPr>
+        <w:spacing w:after="0"/>
+        <w:rPr>
+          <w:rFonts w:ascii="Arial" w:hAnsi="Arial" w:cs="Arial"/>
+        </w:rPr>
+      </w:pPr>
+      <w:r>
+        <w:rPr>
+          <w:rFonts w:ascii="Arial" w:hAnsi="Arial" w:cs="Arial"/>
+        </w:rPr>
+        <w:t xml:space="preserve">Para enviar los paquetes al servidor se utiliza la función </w:t>
+      </w:r>
+      <w:proofErr w:type="spellStart"/>
+      <w:r>
+        <w:rPr>
+          <w:rFonts w:ascii="Arial" w:hAnsi="Arial" w:cs="Arial"/>
+          <w:b/>
+          <w:bCs/>
+        </w:rPr>
+        <w:t>send_</w:t>
+      </w:r>
+      <w:proofErr w:type="gramStart"/>
+      <w:r>
+        <w:rPr>
+          <w:rFonts w:ascii="Arial" w:hAnsi="Arial" w:cs="Arial"/>
+          <w:b/>
+          <w:bCs/>
+        </w:rPr>
+        <w:t>message</w:t>
+      </w:r>
+      <w:proofErr w:type="spellEnd"/>
+      <w:r>
+        <w:rPr>
+          <w:rFonts w:ascii="Arial" w:hAnsi="Arial" w:cs="Arial"/>
+          <w:b/>
+          <w:bCs/>
+        </w:rPr>
+        <w:t>(</w:t>
+      </w:r>
+      <w:proofErr w:type="spellStart"/>
+      <w:proofErr w:type="gramEnd"/>
+      <w:r>
+        <w:rPr>
+          <w:rFonts w:ascii="Arial" w:hAnsi="Arial" w:cs="Arial"/>
+          <w:b/>
+          <w:bCs/>
+        </w:rPr>
+        <w:t>tcp_client_t</w:t>
+      </w:r>
+      <w:proofErr w:type="spellEnd"/>
+      <w:r>
+        <w:rPr>
+          <w:rFonts w:ascii="Arial" w:hAnsi="Arial" w:cs="Arial"/>
+          <w:b/>
+          <w:bCs/>
+        </w:rPr>
+        <w:t xml:space="preserve"> *</w:t>
+      </w:r>
+      <w:proofErr w:type="spellStart"/>
+      <w:r>
+        <w:rPr>
+          <w:rFonts w:ascii="Arial" w:hAnsi="Arial" w:cs="Arial"/>
+          <w:b/>
+          <w:bCs/>
+        </w:rPr>
+        <w:t>sockfd,send_info_t</w:t>
+      </w:r>
+      <w:proofErr w:type="spellEnd"/>
+      <w:r>
+        <w:rPr>
+          <w:rFonts w:ascii="Arial" w:hAnsi="Arial" w:cs="Arial"/>
+          <w:b/>
+          <w:bCs/>
+        </w:rPr>
+        <w:t xml:space="preserve"> *</w:t>
+      </w:r>
+      <w:proofErr w:type="spellStart"/>
+      <w:r>
+        <w:rPr>
+          <w:rFonts w:ascii="Arial" w:hAnsi="Arial" w:cs="Arial"/>
+          <w:b/>
+          <w:bCs/>
+        </w:rPr>
+        <w:t>msg</w:t>
+      </w:r>
+      <w:proofErr w:type="spellEnd"/>
+      <w:r>
+        <w:rPr>
+          <w:rFonts w:ascii="Arial" w:hAnsi="Arial" w:cs="Arial"/>
+          <w:b/>
+          <w:bCs/>
+        </w:rPr>
+        <w:t xml:space="preserve">);, </w:t>
+      </w:r>
+      <w:r>
+        <w:rPr>
+          <w:rFonts w:ascii="Arial" w:hAnsi="Arial" w:cs="Arial"/>
+        </w:rPr>
+        <w:t xml:space="preserve">esta función ya que los datos que serán enviados están cargados a la estructura </w:t>
+      </w:r>
+      <w:proofErr w:type="spellStart"/>
+      <w:r>
+        <w:rPr>
+          <w:rFonts w:ascii="Arial" w:hAnsi="Arial" w:cs="Arial"/>
+          <w:b/>
+          <w:bCs/>
+        </w:rPr>
+        <w:t>send_info_t</w:t>
+      </w:r>
+      <w:proofErr w:type="spellEnd"/>
+      <w:r>
+        <w:rPr>
+          <w:rFonts w:ascii="Arial" w:hAnsi="Arial" w:cs="Arial"/>
+          <w:b/>
+          <w:bCs/>
+        </w:rPr>
+        <w:t xml:space="preserve"> </w:t>
+      </w:r>
+      <w:r>
+        <w:rPr>
+          <w:rFonts w:ascii="Arial" w:hAnsi="Arial" w:cs="Arial"/>
+        </w:rPr>
+        <w:t xml:space="preserve">es </w:t>
+      </w:r>
+      <w:proofErr w:type="spellStart"/>
+      <w:r>
+        <w:rPr>
+          <w:rFonts w:ascii="Arial" w:hAnsi="Arial" w:cs="Arial"/>
+        </w:rPr>
+        <w:t>cunaod</w:t>
+      </w:r>
+      <w:proofErr w:type="spellEnd"/>
+      <w:r>
+        <w:rPr>
+          <w:rFonts w:ascii="Arial" w:hAnsi="Arial" w:cs="Arial"/>
+        </w:rPr>
+        <w:t xml:space="preserve"> se manda a llamar a esta función</w:t>
+      </w:r>
+      <w:r>
+        <w:rPr>
+          <w:rFonts w:ascii="Arial" w:hAnsi="Arial" w:cs="Arial"/>
+        </w:rPr>
+        <w:t xml:space="preserve">. </w:t>
+      </w:r>
+    </w:p>
+    <w:p>
+      <w:pPr>
+        <w:spacing w:after="0"/>
+        <w:rPr>
+          <w:rFonts w:ascii="Arial" w:hAnsi="Arial" w:cs="Arial"/>
+        </w:rPr>
+      </w:pPr>
+      <w:r>
+        <w:rPr>
+          <w:rFonts w:ascii="Arial" w:hAnsi="Arial" w:cs="Arial"/>
+        </w:rPr>
+        <w:t xml:space="preserve">La estructura contiene la siguiente </w:t>
+      </w:r>
+      <w:proofErr w:type="spellStart"/>
+      <w:r>
+        <w:rPr>
+          <w:rFonts w:ascii="Arial" w:hAnsi="Arial" w:cs="Arial"/>
+        </w:rPr>
+        <w:t>infromacion</w:t>
+      </w:r>
+      <w:proofErr w:type="spellEnd"/>
+      <w:r>
+        <w:rPr>
+          <w:rFonts w:ascii="Arial" w:hAnsi="Arial" w:cs="Arial"/>
+        </w:rPr>
+        <w:t xml:space="preserve">: </w:t>
+      </w:r>
+    </w:p>
+    <w:p>
+      <w:pPr>
+        <w:spacing w:after="0"/>
+        <w:rPr>
+          <w:rFonts w:ascii="Arial" w:hAnsi="Arial" w:cs="Arial"/>
+        </w:rPr>
+      </w:pPr>
+    </w:p>
+    <w:p>
+      <w:pPr>
+        <w:spacing w:after="0"/>
+        <w:rPr>
+          <w:rFonts w:ascii="Arial" w:hAnsi="Arial" w:cs="Arial"/>
+        </w:rPr>
+      </w:pPr>
+      <w:r>
+        <w:rPr>
+          <w:rFonts w:ascii="Arial" w:hAnsi="Arial" w:cs="Arial"/>
+        </w:rPr>
+        <w:drawing>
+          <wp:inline distT="0" distB="0" distL="0" distR="0" wp14:anchorId="3AEB319F" wp14:editId="0704373F">
+            <wp:extent cx="2714625" cy="1085850"/>
+            <wp:effectExtent l="0" t="0" r="9525" b="0"/>
+            <wp:docPr id="9" name="Picture 9"/>
+            <wp:cNvGraphicFramePr>
+              <a:graphicFrameLocks xmlns:a="http://schemas.openxmlformats.org/drawingml/2006/main" noChangeAspect="1"/>
+            </wp:cNvGraphicFramePr>
+            <a:graphic xmlns:a="http://schemas.openxmlformats.org/drawingml/2006/main">
+              <a:graphicData uri="http://schemas.openxmlformats.org/drawingml/2006/picture">
+                <pic:pic xmlns:pic="http://schemas.openxmlformats.org/drawingml/2006/picture">
+                  <pic:nvPicPr>
+                    <pic:cNvPr id="1" name=""/>
+                    <pic:cNvPicPr/>
+                  </pic:nvPicPr>
+                  <pic:blipFill rotWithShape="1">
+                    <a:blip r:embed="rId12"/>
+                    <a:srcRect l="17948" t="34115" r="13085" b="21641"/>
+                    <a:stretch/>
+                  </pic:blipFill>
+                  <pic:spPr bwMode="auto">
+                    <a:xfrm>
+                      <a:off x="0" y="0"/>
+                      <a:ext cx="2714845" cy="1085938"/>
+                    </a:xfrm>
+                    <a:prstGeom prst="rect">
+                      <a:avLst/>
+                    </a:prstGeom>
+                    <a:ln>
+                      <a:noFill/>
+                    </a:ln>
+                    <a:extLst>
+                      <a:ext uri="{53640926-AAD7-44D8-BBD7-CCE9431645EC}">
+                        <a14:shadowObscured xmlns:a14="http://schemas.microsoft.com/office/drawing/2010/main"/>
+                      </a:ext>
+                    </a:extLst>
+                  </pic:spPr>
+                </pic:pic>
+              </a:graphicData>
+            </a:graphic>
+          </wp:inline>
+        </w:drawing>
+      </w:r>
+    </w:p>
+    <w:p>
+      <w:pPr>
+        <w:spacing w:after="0"/>
+        <w:rPr>
+          <w:rFonts w:ascii="Arial" w:hAnsi="Arial" w:cs="Arial"/>
+          <w:b/>
+          <w:bCs/>
+        </w:rPr>
+      </w:pPr>
+      <w:r>
+        <w:rPr>
+          <w:rFonts w:ascii="Arial" w:hAnsi="Arial" w:cs="Arial"/>
+        </w:rPr>
+        <w:t xml:space="preserve">El ESP solo debe de </w:t>
+      </w:r>
+      <w:proofErr w:type="spellStart"/>
+      <w:r>
+        <w:rPr>
+          <w:rFonts w:ascii="Arial" w:hAnsi="Arial" w:cs="Arial"/>
+        </w:rPr>
+        <w:t>conestar</w:t>
+      </w:r>
+      <w:proofErr w:type="spellEnd"/>
+      <w:r>
+        <w:rPr>
+          <w:rFonts w:ascii="Arial" w:hAnsi="Arial" w:cs="Arial"/>
+        </w:rPr>
+        <w:t xml:space="preserve"> </w:t>
+      </w:r>
+      <w:r>
+        <w:rPr>
+          <w:rFonts w:ascii="Arial" w:hAnsi="Arial" w:cs="Arial"/>
+          <w:b/>
+          <w:bCs/>
+        </w:rPr>
+        <w:t>ACK:&lt;</w:t>
+      </w:r>
+      <w:proofErr w:type="spellStart"/>
+      <w:r>
+        <w:rPr>
+          <w:rFonts w:ascii="Arial" w:hAnsi="Arial" w:cs="Arial"/>
+          <w:b/>
+          <w:bCs/>
+        </w:rPr>
+        <w:t>value</w:t>
+      </w:r>
+      <w:proofErr w:type="spellEnd"/>
+      <w:r>
+        <w:rPr>
+          <w:rFonts w:ascii="Arial" w:hAnsi="Arial" w:cs="Arial"/>
+          <w:b/>
+          <w:bCs/>
+        </w:rPr>
+        <w:t xml:space="preserve">&gt; </w:t>
+      </w:r>
+      <w:r>
+        <w:rPr>
+          <w:rFonts w:ascii="Arial" w:hAnsi="Arial" w:cs="Arial"/>
+        </w:rPr>
+        <w:t xml:space="preserve">cuando se recibió la trama de manera correcta, o </w:t>
+      </w:r>
+      <w:r>
+        <w:rPr>
+          <w:rFonts w:ascii="Arial" w:hAnsi="Arial" w:cs="Arial"/>
+          <w:b/>
+          <w:bCs/>
+        </w:rPr>
+        <w:t xml:space="preserve">NACK </w:t>
+      </w:r>
+      <w:r>
+        <w:rPr>
+          <w:rFonts w:ascii="Arial" w:hAnsi="Arial" w:cs="Arial"/>
+        </w:rPr>
+        <w:t xml:space="preserve">cunado no se </w:t>
+      </w:r>
+      <w:proofErr w:type="spellStart"/>
+      <w:r>
+        <w:rPr>
+          <w:rFonts w:ascii="Arial" w:hAnsi="Arial" w:cs="Arial"/>
+        </w:rPr>
+        <w:t>entendio</w:t>
+      </w:r>
+      <w:proofErr w:type="spellEnd"/>
+      <w:r>
+        <w:rPr>
+          <w:rFonts w:ascii="Arial" w:hAnsi="Arial" w:cs="Arial"/>
+        </w:rPr>
+        <w:t xml:space="preserve">, por lo que necesita un </w:t>
+      </w:r>
+      <w:proofErr w:type="spellStart"/>
+      <w:r>
+        <w:rPr>
+          <w:rFonts w:ascii="Arial" w:hAnsi="Arial" w:cs="Arial"/>
+        </w:rPr>
+        <w:t>enum</w:t>
+      </w:r>
+      <w:proofErr w:type="spellEnd"/>
+      <w:r>
+        <w:rPr>
+          <w:rFonts w:ascii="Arial" w:hAnsi="Arial" w:cs="Arial"/>
+        </w:rPr>
+        <w:t xml:space="preserve"> indicando que tipo de mensaje enviara un </w:t>
+      </w:r>
+      <w:proofErr w:type="gramStart"/>
+      <w:r>
+        <w:rPr>
+          <w:rFonts w:ascii="Arial" w:hAnsi="Arial" w:cs="Arial"/>
+          <w:b/>
+          <w:bCs/>
+        </w:rPr>
+        <w:t>ACK,NACK</w:t>
+      </w:r>
+      <w:proofErr w:type="gramEnd"/>
+      <w:r>
+        <w:rPr>
+          <w:rFonts w:ascii="Arial" w:hAnsi="Arial" w:cs="Arial"/>
+          <w:b/>
+          <w:bCs/>
+        </w:rPr>
+        <w:t>,LOGIN o KEEP ALIVE,</w:t>
+      </w:r>
+      <w:r>
+        <w:rPr>
+          <w:rFonts w:ascii="Arial" w:hAnsi="Arial" w:cs="Arial"/>
+          <w:b/>
+          <w:bCs/>
+        </w:rPr>
+        <w:t xml:space="preserve"> </w:t>
+      </w:r>
+      <w:r>
+        <w:rPr>
+          <w:rFonts w:ascii="Arial" w:hAnsi="Arial" w:cs="Arial"/>
+        </w:rPr>
+        <w:t xml:space="preserve">el valor que enviara de regreso y el comentario funciona para </w:t>
+      </w:r>
+      <w:proofErr w:type="spellStart"/>
+      <w:r>
+        <w:rPr>
+          <w:rFonts w:ascii="Arial" w:hAnsi="Arial" w:cs="Arial"/>
+          <w:b/>
+          <w:bCs/>
+        </w:rPr>
+        <w:t>login</w:t>
+      </w:r>
+      <w:proofErr w:type="spellEnd"/>
+      <w:r>
+        <w:rPr>
+          <w:rFonts w:ascii="Arial" w:hAnsi="Arial" w:cs="Arial"/>
+          <w:b/>
+          <w:bCs/>
+        </w:rPr>
+        <w:t xml:space="preserve"> y </w:t>
+      </w:r>
+      <w:proofErr w:type="spellStart"/>
+      <w:r>
+        <w:rPr>
+          <w:rFonts w:ascii="Arial" w:hAnsi="Arial" w:cs="Arial"/>
+          <w:b/>
+          <w:bCs/>
+        </w:rPr>
+        <w:t>keep</w:t>
+      </w:r>
+      <w:proofErr w:type="spellEnd"/>
+      <w:r>
+        <w:rPr>
+          <w:rFonts w:ascii="Arial" w:hAnsi="Arial" w:cs="Arial"/>
+          <w:b/>
+          <w:bCs/>
+        </w:rPr>
+        <w:t xml:space="preserve"> </w:t>
+      </w:r>
+      <w:proofErr w:type="spellStart"/>
+      <w:r>
+        <w:rPr>
+          <w:rFonts w:ascii="Arial" w:hAnsi="Arial" w:cs="Arial"/>
+          <w:b/>
+          <w:bCs/>
+        </w:rPr>
+        <w:t>alive</w:t>
+      </w:r>
+      <w:proofErr w:type="spellEnd"/>
+      <w:r>
+        <w:rPr>
+          <w:rFonts w:ascii="Arial" w:hAnsi="Arial" w:cs="Arial"/>
+          <w:b/>
+          <w:bCs/>
+        </w:rPr>
+        <w:t xml:space="preserve">. </w:t>
+      </w:r>
+    </w:p>
+    <w:p>
+      <w:pPr>
+        <w:spacing w:after="0"/>
+        <w:rPr>
+          <w:rFonts w:ascii="Arial" w:hAnsi="Arial" w:cs="Arial"/>
+          <w:b/>
+          <w:bCs/>
+        </w:rPr>
+      </w:pPr>
+    </w:p>
+    <w:p>
+      <w:pPr>
+        <w:spacing w:after="0"/>
+        <w:rPr>
+          <w:rFonts w:ascii="Arial" w:hAnsi="Arial" w:cs="Arial"/>
+        </w:rPr>
+      </w:pPr>
+      <w:r>
+        <w:rPr>
+          <w:rFonts w:ascii="Arial" w:hAnsi="Arial" w:cs="Arial"/>
+        </w:rPr>
+        <w:t xml:space="preserve">La función de </w:t>
+      </w:r>
+      <w:proofErr w:type="spellStart"/>
+      <w:r>
+        <w:rPr>
+          <w:rFonts w:ascii="Arial" w:hAnsi="Arial" w:cs="Arial"/>
+          <w:b/>
+          <w:bCs/>
+        </w:rPr>
+        <w:t>send_</w:t>
+      </w:r>
+      <w:proofErr w:type="gramStart"/>
+      <w:r>
+        <w:rPr>
+          <w:rFonts w:ascii="Arial" w:hAnsi="Arial" w:cs="Arial"/>
+          <w:b/>
+          <w:bCs/>
+        </w:rPr>
+        <w:t>message</w:t>
+      </w:r>
+      <w:proofErr w:type="spellEnd"/>
+      <w:r>
+        <w:rPr>
+          <w:rFonts w:ascii="Arial" w:hAnsi="Arial" w:cs="Arial"/>
+          <w:b/>
+          <w:bCs/>
+        </w:rPr>
+        <w:t>(</w:t>
+      </w:r>
+      <w:proofErr w:type="gramEnd"/>
+      <w:r>
+        <w:rPr>
+          <w:rFonts w:ascii="Arial" w:hAnsi="Arial" w:cs="Arial"/>
+          <w:b/>
+          <w:bCs/>
+        </w:rPr>
+        <w:t>)</w:t>
+      </w:r>
+      <w:r>
+        <w:rPr>
+          <w:rFonts w:ascii="Arial" w:hAnsi="Arial" w:cs="Arial"/>
+        </w:rPr>
+        <w:t xml:space="preserve"> construye el </w:t>
+      </w:r>
+      <w:proofErr w:type="spellStart"/>
+      <w:r>
+        <w:rPr>
+          <w:rFonts w:ascii="Arial" w:hAnsi="Arial" w:cs="Arial"/>
+        </w:rPr>
+        <w:t>frame</w:t>
+      </w:r>
+      <w:proofErr w:type="spellEnd"/>
+      <w:r>
+        <w:rPr>
+          <w:rFonts w:ascii="Arial" w:hAnsi="Arial" w:cs="Arial"/>
+        </w:rPr>
+        <w:t xml:space="preserve"> ASCII que será enviado por TCP, </w:t>
+      </w:r>
+      <w:proofErr w:type="spellStart"/>
+      <w:r>
+        <w:rPr>
+          <w:rFonts w:ascii="Arial" w:hAnsi="Arial" w:cs="Arial"/>
+        </w:rPr>
+        <w:t>deciciendo</w:t>
+      </w:r>
+      <w:proofErr w:type="spellEnd"/>
+      <w:r>
+        <w:rPr>
+          <w:rFonts w:ascii="Arial" w:hAnsi="Arial" w:cs="Arial"/>
+        </w:rPr>
+        <w:t xml:space="preserve"> </w:t>
+      </w:r>
+      <w:proofErr w:type="spellStart"/>
+      <w:r>
+        <w:rPr>
+          <w:rFonts w:ascii="Arial" w:hAnsi="Arial" w:cs="Arial"/>
+        </w:rPr>
+        <w:t>dependindo</w:t>
+      </w:r>
+      <w:proofErr w:type="spellEnd"/>
+      <w:r>
+        <w:rPr>
+          <w:rFonts w:ascii="Arial" w:hAnsi="Arial" w:cs="Arial"/>
+        </w:rPr>
+        <w:t xml:space="preserve"> de que tipo de mensaje es e que va a responder el ESP cliente al servidor. </w:t>
+      </w:r>
+    </w:p>
+    <w:p>
+      <w:pPr>
+        <w:spacing w:after="0"/>
+        <w:rPr>
+          <w:rFonts w:ascii="Arial" w:hAnsi="Arial" w:cs="Arial"/>
+        </w:rPr>
+      </w:pPr>
     </w:p>
     <w:sectPr>
       <w:pgSz w:w="11906" w:h="16838"/>
